--- a/03_Outputs/final scripts/pt/Module 9/9.2.0-pt.docx
+++ b/03_Outputs/final scripts/pt/Module 9/9.2.0-pt.docx
@@ -19,7 +19,7 @@
     </w:p>
     <w:p>
       <w:r>
-        <w:t xml:space="preserve">Mas o risco não é apenas uma barreira — também é uma alavanca para ação. Este capítulo apresenta a teoria da mudança que sustenta uma redução de riscos eficaz, mostrando como intervenções públicas e privadas direcionadas podem reduzir riscos, diminuir os custos de financiamento e desbloquear novos investimentos. Veremos as estratégias que governos, parceiros de desenvolvimento e investidores usam para enfrentar essas barreiras, e como a redução de riscos pode transformar o cenário de investimentos em energia limpa.  </w:t>
+        <w:t xml:space="preserve">Mas o risco não é apenas uma barreira — também é uma alavanca para a ação. Este capítulo apresenta a teoria da mudança que sustenta uma redução de riscos eficaz, mostrando como intervenções públicas e privadas direcionadas podem reduzir riscos, diminuir os custos de financiamento e desbloquear novos investimentos. Veremos as estratégias que governos, parceiros de desenvolvimento e investidores usam para enfrentar essas barreiras, e como a redução de riscos pode transformar o cenário de investimentos em energia limpa.  </w:t>
       </w:r>
     </w:p>
     <w:p>
